--- a/TrainingDocsDiagrams/01-.NET Development – Installation Requirements & Prerequisites.docx
+++ b/TrainingDocsDiagrams/01-.NET Development – Installation Requirements & Prerequisites.docx
@@ -484,7 +484,7 @@
           <w:noProof/>
         </w:rPr>
         <w:drawing>
-          <wp:inline distT="0" distB="0" distL="0" distR="0" wp14:anchorId="2670C897" wp14:editId="41A2BDC5">
+          <wp:inline distT="0" distB="0" distL="0" distR="0" wp14:anchorId="2670C897" wp14:editId="2E3A55B0">
             <wp:extent cx="4896623" cy="2485744"/>
             <wp:effectExtent l="0" t="0" r="0" b="0"/>
             <wp:docPr id="286347928" name="Picture 4"/>
@@ -578,11 +578,6 @@
       </w:r>
     </w:p>
     <w:p>
-      <w:pPr>
-        <w:rPr>
-          <w:lang w:val="en-US"/>
-        </w:rPr>
-      </w:pPr>
       <w:r>
         <w:t xml:space="preserve">Install </w:t>
       </w:r>
@@ -643,11 +638,6 @@
       </w:r>
     </w:p>
     <w:p>
-      <w:pPr>
-        <w:rPr>
-          <w:lang w:val="en-US"/>
-        </w:rPr>
-      </w:pPr>
       <w:r>
         <w:t>They are as under:</w:t>
       </w:r>
@@ -679,23 +669,7 @@
                 <w:b w:val="0"/>
                 <w:bCs w:val="0"/>
               </w:rPr>
-              <w:t xml:space="preserve">echo "# </w:t>
-            </w:r>
-            <w:proofErr w:type="spellStart"/>
-            <w:r>
-              <w:rPr>
-                <w:b w:val="0"/>
-                <w:bCs w:val="0"/>
-              </w:rPr>
-              <w:t>CSharp</w:t>
-            </w:r>
-            <w:proofErr w:type="spellEnd"/>
-            <w:r>
-              <w:rPr>
-                <w:b w:val="0"/>
-                <w:bCs w:val="0"/>
-              </w:rPr>
-              <w:t xml:space="preserve"> Training Session Solutions" &gt;&gt; README.md</w:t>
+              <w:t>echo "# CSharp Training Session Solutions" &gt;&gt; README.md</w:t>
             </w:r>
           </w:p>
         </w:tc>
@@ -721,17 +695,8 @@
                 <w:b w:val="0"/>
                 <w:bCs w:val="0"/>
               </w:rPr>
-              <w:t xml:space="preserve">git </w:t>
+              <w:t>git init</w:t>
             </w:r>
-            <w:proofErr w:type="spellStart"/>
-            <w:r>
-              <w:rPr>
-                <w:b w:val="0"/>
-                <w:bCs w:val="0"/>
-              </w:rPr>
-              <w:t>init</w:t>
-            </w:r>
-            <w:proofErr w:type="spellEnd"/>
           </w:p>
         </w:tc>
       </w:tr>
@@ -753,17 +718,8 @@
                 <w:b w:val="0"/>
                 <w:bCs w:val="0"/>
               </w:rPr>
-              <w:t xml:space="preserve">git </w:t>
+              <w:t>git add .</w:t>
             </w:r>
-            <w:proofErr w:type="gramStart"/>
-            <w:r>
-              <w:rPr>
-                <w:b w:val="0"/>
-                <w:bCs w:val="0"/>
-              </w:rPr>
-              <w:t>add .</w:t>
-            </w:r>
-            <w:proofErr w:type="gramEnd"/>
           </w:p>
         </w:tc>
       </w:tr>
@@ -893,11 +849,93 @@
     <w:p/>
     <w:p>
       <w:pPr>
-        <w:rPr>
-          <w:lang w:val="en-US"/>
-        </w:rPr>
-      </w:pPr>
-    </w:p>
+        <w:pStyle w:val="Heading1"/>
+      </w:pPr>
+      <w:r>
+        <w:t>Available .NET Frameworks</w:t>
+      </w:r>
+    </w:p>
+    <w:p>
+      <w:r>
+        <w:t xml:space="preserve">According to .NET </w:t>
+      </w:r>
+      <w:r>
+        <w:t>different t</w:t>
+      </w:r>
+      <w:r>
+        <w:t xml:space="preserve">ypes, they </w:t>
+      </w:r>
+      <w:r>
+        <w:t>are as under:</w:t>
+      </w:r>
+    </w:p>
+    <w:p>
+      <w:r>
+        <w:rPr>
+          <w:noProof/>
+        </w:rPr>
+        <w:drawing>
+          <wp:inline distT="0" distB="0" distL="0" distR="0" wp14:anchorId="4E021BD5" wp14:editId="40BE4B12">
+            <wp:extent cx="5731510" cy="1760220"/>
+            <wp:effectExtent l="0" t="0" r="2540" b="0"/>
+            <wp:docPr id="390774856" name="Picture 1"/>
+            <wp:cNvGraphicFramePr>
+              <a:graphicFrameLocks xmlns:a="http://schemas.openxmlformats.org/drawingml/2006/main" noChangeAspect="1"/>
+            </wp:cNvGraphicFramePr>
+            <a:graphic xmlns:a="http://schemas.openxmlformats.org/drawingml/2006/main">
+              <a:graphicData uri="http://schemas.openxmlformats.org/drawingml/2006/picture">
+                <pic:pic xmlns:pic="http://schemas.openxmlformats.org/drawingml/2006/picture">
+                  <pic:nvPicPr>
+                    <pic:cNvPr id="390774856" name=""/>
+                    <pic:cNvPicPr/>
+                  </pic:nvPicPr>
+                  <pic:blipFill>
+                    <a:blip r:embed="rId12"/>
+                    <a:stretch>
+                      <a:fillRect/>
+                    </a:stretch>
+                  </pic:blipFill>
+                  <pic:spPr>
+                    <a:xfrm>
+                      <a:off x="0" y="0"/>
+                      <a:ext cx="5731510" cy="1760220"/>
+                    </a:xfrm>
+                    <a:prstGeom prst="rect">
+                      <a:avLst/>
+                    </a:prstGeom>
+                  </pic:spPr>
+                </pic:pic>
+              </a:graphicData>
+            </a:graphic>
+          </wp:inline>
+        </w:drawing>
+      </w:r>
+    </w:p>
+    <w:p>
+      <w:pPr>
+        <w:pStyle w:val="Heading1"/>
+      </w:pPr>
+      <w:r>
+        <w:t xml:space="preserve">.NET </w:t>
+      </w:r>
+      <w:r>
+        <w:t>Official GIT Repo for Sample Project</w:t>
+      </w:r>
+      <w:r>
+        <w:t>s</w:t>
+      </w:r>
+    </w:p>
+    <w:p>
+      <w:hyperlink r:id="rId13" w:history="1">
+        <w:r>
+          <w:rPr>
+            <w:rStyle w:val="Hyperlink"/>
+          </w:rPr>
+          <w:t>https://github.com/dotnet/AspNetCore.Docs.Samples/tree/main</w:t>
+        </w:r>
+      </w:hyperlink>
+    </w:p>
+    <w:p/>
     <w:sectPr>
       <w:pgSz w:w="11906" w:h="16838"/>
       <w:pgMar w:top="1440" w:right="1440" w:bottom="1440" w:left="1440" w:header="708" w:footer="708" w:gutter="0"/>
@@ -1154,7 +1192,7 @@
         <w:kern w:val="2"/>
         <w:sz w:val="22"/>
         <w:szCs w:val="22"/>
-        <w:lang w:eastAsia="en-US" w:bidi="ar-SA"/>
+        <w:lang w:val="en-US" w:eastAsia="en-US" w:bidi="ar-SA"/>
         <w14:ligatures w14:val="standardContextual"/>
       </w:rPr>
     </w:rPrDefault>
@@ -2096,7 +2134,6 @@
     </w:pPr>
     <w:rPr>
       <w:kern w:val="0"/>
-      <w:lang w:val="en-US"/>
       <w14:ligatures w14:val="none"/>
     </w:rPr>
     <w:tblPr>
